--- a/contratti/clienti_aziende/Contratto_BB_Hospitality_Ilaria_Negri_A_incassi_diretti.docx
+++ b/contratti/clienti_aziende/Contratto_BB_Hospitality_Ilaria_Negri_A_incassi_diretti.docx
@@ -110,7 +110,7 @@
         <w:t>BB Hospitality S.r.l.</w:t>
       </w:r>
       <w:r>
-        <w:t>, con sede legale in Tartano (SO), Via Marconi n. 21, CAP 23010, Codice Fiscale e Partita IVA 01108670140, iscritta al Registro delle Imprese di Sondrio al n. REA ____________, PEC bbhospitality.srl@pec.it, in persona dell’Amministratore Unico e legale rappresentante pro tempore, Sig.ra Graziana Vergottini (nel seguito, per brevità, il “</w:t>
+        <w:t>, con sede legale in Tartano (SO), Via Marconi n. 21, CAP 23010, Codice Fiscale e Partita IVA 01108670140, iscritta al Registro delle Imprese di Sondrio al n. REA SO-83428, PEC bbhospitality.srl@pec.it, in persona dell’Amministratore Unico e legale rappresentante pro tempore, Sig.ra Graziana Vergottini (nel seguito, per brevità, il “</w:t>
       </w:r>
       <w:r>
         <w:rPr>
